--- a/ENCoRP_Documentation.docx
+++ b/ENCoRP_Documentation.docx
@@ -1,6 +1,6 @@
 
 <file path=word/document.xml><?xml version="1.0" encoding="utf-8"?>
-<w:document xmlns:wpc="http://schemas.microsoft.com/office/word/2010/wordprocessingCanvas" xmlns:cx="http://schemas.microsoft.com/office/drawing/2014/chartex" xmlns:cx1="http://schemas.microsoft.com/office/drawing/2015/9/8/chartex" xmlns:cx2="http://schemas.microsoft.com/office/drawing/2015/10/21/chartex" xmlns:cx3="http://schemas.microsoft.com/office/drawing/2016/5/9/chartex" xmlns:cx4="http://schemas.microsoft.com/office/drawing/2016/5/10/chartex" xmlns:cx5="http://schemas.microsoft.com/office/drawing/2016/5/11/chartex" xmlns:cx6="http://schemas.microsoft.com/office/drawing/2016/5/12/chartex" xmlns:cx7="http://schemas.microsoft.com/office/drawing/2016/5/13/chartex" xmlns:cx8="http://schemas.microsoft.com/office/drawing/2016/5/14/chartex" xmlns:mc="http://schemas.openxmlformats.org/markup-compatibility/2006" xmlns:aink="http://schemas.microsoft.com/office/drawing/2016/ink" xmlns:am3d="http://schemas.microsoft.com/office/drawing/2017/model3d" xmlns:o="urn:schemas-microsoft-com:office:office" xmlns:oel="http://schemas.microsoft.com/office/2019/extlst" xmlns:r="http://schemas.openxmlformats.org/officeDocument/2006/relationships" xmlns:m="http://schemas.openxmlformats.org/officeDocument/2006/math" xmlns:v="urn:schemas-microsoft-com:vml" xmlns:wp14="http://schemas.microsoft.com/office/word/2010/wordprocessingDrawing" xmlns:wp="http://schemas.openxmlformats.org/drawingml/2006/wordprocessingDrawing" xmlns:w10="urn:schemas-microsoft-com:office:word" xmlns:w="http://schemas.openxmlformats.org/wordprocessingml/2006/main" xmlns:w14="http://schemas.microsoft.com/office/word/2010/wordml" xmlns:w15="http://schemas.microsoft.com/office/word/2012/wordml" xmlns:w16cex="http://schemas.microsoft.com/office/word/2018/wordml/cex" xmlns:w16cid="http://schemas.microsoft.com/office/word/2016/wordml/cid" xmlns:w16="http://schemas.microsoft.com/office/word/2018/wordml" xmlns:w16sdtdh="http://schemas.microsoft.com/office/word/2020/wordml/sdtdatahash" xmlns:w16se="http://schemas.microsoft.com/office/word/2015/wordml/symex" xmlns:wpg="http://schemas.microsoft.com/office/word/2010/wordprocessingGroup" xmlns:wpi="http://schemas.microsoft.com/office/word/2010/wordprocessingInk" xmlns:wne="http://schemas.microsoft.com/office/word/2006/wordml" xmlns:wps="http://schemas.microsoft.com/office/word/2010/wordprocessingShape" mc:Ignorable="w14 w15 w16se w16cid w16 w16cex w16sdtdh wp14">
+<w:document xmlns:wpc="http://schemas.microsoft.com/office/word/2010/wordprocessingCanvas" xmlns:cx="http://schemas.microsoft.com/office/drawing/2014/chartex" xmlns:cx1="http://schemas.microsoft.com/office/drawing/2015/9/8/chartex" xmlns:cx2="http://schemas.microsoft.com/office/drawing/2015/10/21/chartex" xmlns:cx3="http://schemas.microsoft.com/office/drawing/2016/5/9/chartex" xmlns:cx4="http://schemas.microsoft.com/office/drawing/2016/5/10/chartex" xmlns:cx5="http://schemas.microsoft.com/office/drawing/2016/5/11/chartex" xmlns:cx6="http://schemas.microsoft.com/office/drawing/2016/5/12/chartex" xmlns:cx7="http://schemas.microsoft.com/office/drawing/2016/5/13/chartex" xmlns:cx8="http://schemas.microsoft.com/office/drawing/2016/5/14/chartex" xmlns:mc="http://schemas.openxmlformats.org/markup-compatibility/2006" xmlns:aink="http://schemas.microsoft.com/office/drawing/2016/ink" xmlns:am3d="http://schemas.microsoft.com/office/drawing/2017/model3d" xmlns:o="urn:schemas-microsoft-com:office:office" xmlns:oel="http://schemas.microsoft.com/office/2019/extlst" xmlns:r="http://schemas.openxmlformats.org/officeDocument/2006/relationships" xmlns:m="http://schemas.openxmlformats.org/officeDocument/2006/math" xmlns:v="urn:schemas-microsoft-com:vml" xmlns:wp14="http://schemas.microsoft.com/office/word/2010/wordprocessingDrawing" xmlns:wp="http://schemas.openxmlformats.org/drawingml/2006/wordprocessingDrawing" xmlns:w10="urn:schemas-microsoft-com:office:word" xmlns:w="http://schemas.openxmlformats.org/wordprocessingml/2006/main" xmlns:w14="http://schemas.microsoft.com/office/word/2010/wordml" xmlns:w15="http://schemas.microsoft.com/office/word/2012/wordml" xmlns:w16cex="http://schemas.microsoft.com/office/word/2018/wordml/cex" xmlns:w16cid="http://schemas.microsoft.com/office/word/2016/wordml/cid" xmlns:w16="http://schemas.microsoft.com/office/word/2018/wordml" xmlns:w16du="http://schemas.microsoft.com/office/word/2023/wordml/word16du" xmlns:w16sdtdh="http://schemas.microsoft.com/office/word/2020/wordml/sdtdatahash" xmlns:w16sdtfl="http://schemas.microsoft.com/office/word/2024/wordml/sdtformatlock" xmlns:w16se="http://schemas.microsoft.com/office/word/2015/wordml/symex" xmlns:wpg="http://schemas.microsoft.com/office/word/2010/wordprocessingGroup" xmlns:wpi="http://schemas.microsoft.com/office/word/2010/wordprocessingInk" xmlns:wne="http://schemas.microsoft.com/office/word/2006/wordml" xmlns:wps="http://schemas.microsoft.com/office/word/2010/wordprocessingShape" mc:Ignorable="w14 w15 w16se w16cid w16 w16cex w16sdtdh w16sdtfl w16du wp14">
   <w:body>
     <w:p>
       <w:pPr>
@@ -309,7 +309,6 @@
       <w:r>
         <w:t xml:space="preserve"> the </w:t>
       </w:r>
-      <w:proofErr w:type="spellStart"/>
       <w:r>
         <w:rPr>
           <w:i/>
@@ -324,7 +323,6 @@
         </w:rPr>
         <w:t>ENCoRP</w:t>
       </w:r>
-      <w:proofErr w:type="spellEnd"/>
       <w:r>
         <w:t xml:space="preserve"> function </w:t>
       </w:r>
@@ -439,13 +437,8 @@
         <w:t>As of the release of this documentation, w</w:t>
       </w:r>
       <w:r>
-        <w:t xml:space="preserve">e have only used ENCoRP with COMSOL Multiphysics 6.1. Additionally, we use COMSOL </w:t>
-      </w:r>
-      <w:proofErr w:type="spellStart"/>
-      <w:r>
-        <w:t>LiveLink</w:t>
-      </w:r>
-      <w:proofErr w:type="spellEnd"/>
+        <w:t>e have only used ENCoRP with COMSOL Multiphysics 6.1. Additionally, we use COMSOL LiveLink</w:t>
+      </w:r>
       <w:r>
         <w:t xml:space="preserve"> for MATLAB to transfer the network geometry and conductive predictions. </w:t>
       </w:r>
@@ -470,15 +463,7 @@
         </w:numPr>
       </w:pPr>
       <w:r>
-        <w:t>There is a file in the ENCoRP directory named “</w:t>
-      </w:r>
-      <w:proofErr w:type="spellStart"/>
-      <w:r>
-        <w:t>COMSOL_Path</w:t>
-      </w:r>
-      <w:proofErr w:type="spellEnd"/>
-      <w:r>
-        <w:t>”.</w:t>
+        <w:t>There is a file in the ENCoRP directory named “COMSOL_Path”.</w:t>
       </w:r>
       <w:r>
         <w:br/>
@@ -500,23 +485,7 @@
         <w:br/>
       </w:r>
       <w:r>
-        <w:t>/</w:t>
-      </w:r>
-      <w:proofErr w:type="spellStart"/>
-      <w:r>
-        <w:t>usr</w:t>
-      </w:r>
-      <w:proofErr w:type="spellEnd"/>
-      <w:r>
-        <w:t>/local/</w:t>
-      </w:r>
-      <w:proofErr w:type="spellStart"/>
-      <w:r>
-        <w:t>comsol</w:t>
-      </w:r>
-      <w:proofErr w:type="spellEnd"/>
-      <w:r>
-        <w:t>/comsol61/multiphysics/mli</w:t>
+        <w:t>/usr/local/comsol/comsol61/multiphysics/mli</w:t>
       </w:r>
       <w:r>
         <w:br/>
@@ -531,15 +500,7 @@
         </w:numPr>
       </w:pPr>
       <w:r>
-        <w:t xml:space="preserve">When launching COMSOL </w:t>
-      </w:r>
-      <w:proofErr w:type="spellStart"/>
-      <w:r>
-        <w:t>LiveLink</w:t>
-      </w:r>
-      <w:proofErr w:type="spellEnd"/>
-      <w:r>
-        <w:t xml:space="preserve"> for MATLAB for the first time, you may be prompted to create a username and password to interact with the local server. If this is the case, ENCoRP </w:t>
+        <w:t xml:space="preserve">When launching COMSOL LiveLink for MATLAB for the first time, you may be prompted to create a username and password to interact with the local server. If this is the case, ENCoRP </w:t>
       </w:r>
       <w:r>
         <w:lastRenderedPageBreak/>
@@ -563,11 +524,9 @@
       <w:r>
         <w:t xml:space="preserve">screen -r </w:t>
       </w:r>
-      <w:proofErr w:type="spellStart"/>
       <w:r>
         <w:t>comsolserverENCoRP</w:t>
       </w:r>
-      <w:proofErr w:type="spellEnd"/>
       <w:r>
         <w:br/>
       </w:r>
@@ -631,39 +590,15 @@
       </w:r>
       <w:r>
         <w:br/>
-      </w:r>
-      <w:proofErr w:type="spellStart"/>
-      <w:r>
-        <w:t>comsol</w:t>
-      </w:r>
-      <w:proofErr w:type="spellEnd"/>
-      <w:r>
-        <w:t xml:space="preserve"> </w:t>
-      </w:r>
-      <w:proofErr w:type="spellStart"/>
-      <w:r>
-        <w:t>mphserver</w:t>
-      </w:r>
-      <w:proofErr w:type="spellEnd"/>
-      <w:r>
-        <w:t xml:space="preserve"> </w:t>
+        <w:t xml:space="preserve">comsol mphserver </w:t>
       </w:r>
       <w:r>
         <w:rPr>
           <w:b/>
           <w:bCs/>
         </w:rPr>
-        <w:t>-</w:t>
-      </w:r>
-      <w:proofErr w:type="spellStart"/>
-      <w:r>
-        <w:rPr>
-          <w:b/>
-          <w:bCs/>
-        </w:rPr>
-        <w:t>allowexternalmatlab</w:t>
-      </w:r>
-      <w:proofErr w:type="spellEnd"/>
+        <w:t>-allowexternalmatlab</w:t>
+      </w:r>
       <w:r>
         <w:rPr>
           <w:b/>
@@ -1678,7 +1613,6 @@
       <w:r>
         <w:t xml:space="preserve"> the </w:t>
       </w:r>
-      <w:proofErr w:type="spellStart"/>
       <w:r>
         <w:rPr>
           <w:i/>
@@ -1693,7 +1627,6 @@
         </w:rPr>
         <w:t>ENCoRP</w:t>
       </w:r>
-      <w:proofErr w:type="spellEnd"/>
       <w:r>
         <w:t xml:space="preserve"> function in MATLAB to open </w:t>
       </w:r>
@@ -2218,15 +2151,7 @@
         <w:t>sub</w:t>
       </w:r>
       <w:r>
-        <w:t>tab, the user must specify the (</w:t>
-      </w:r>
-      <w:proofErr w:type="spellStart"/>
-      <w:r>
-        <w:t>x,y,z</w:t>
-      </w:r>
-      <w:proofErr w:type="spellEnd"/>
-      <w:r>
-        <w:t>) coordinate locations of the nodes in the network. By nodes, we mean transmitters, receivers, junction boxes, outlets (loads), etc.</w:t>
+        <w:t>tab, the user must specify the (x,y,z) coordinate locations of the nodes in the network. By nodes, we mean transmitters, receivers, junction boxes, outlets (loads), etc.</w:t>
       </w:r>
     </w:p>
     <w:p>
@@ -3739,7 +3664,6 @@
       <w:r>
         <w:t xml:space="preserve"> after executing </w:t>
       </w:r>
-      <w:proofErr w:type="spellStart"/>
       <w:r>
         <w:rPr>
           <w:i/>
@@ -3747,7 +3671,6 @@
         </w:rPr>
         <w:t>Run_ENCoRP.m</w:t>
       </w:r>
-      <w:proofErr w:type="spellEnd"/>
       <w:r>
         <w:t>:</w:t>
       </w:r>
@@ -3760,6 +3683,9 @@
         <w:jc w:val="center"/>
       </w:pPr>
       <w:r>
+        <w:rPr>
+          <w:noProof/>
+        </w:rPr>
         <w:drawing>
           <wp:inline distT="0" distB="0" distL="0" distR="0" wp14:anchorId="1346509A" wp14:editId="673B8355">
             <wp:extent cx="5486400" cy="3633570"/>
@@ -4575,16 +4501,7 @@
         </w:numPr>
       </w:pPr>
       <w:r>
-        <w:t>I</w:t>
-      </w:r>
-      <w:r>
-        <w:t>n the panel</w:t>
-      </w:r>
-      <w:r>
-        <w:t>,</w:t>
-      </w:r>
-      <w:r>
-        <w:t xml:space="preserve"> select </w:t>
+        <w:t xml:space="preserve">In the panel, select </w:t>
       </w:r>
       <w:r>
         <w:rPr>
@@ -4594,10 +4511,7 @@
         <w:t>Constant</w:t>
       </w:r>
       <w:r>
-        <w:t xml:space="preserve"> </w:t>
-      </w:r>
-      <w:r>
-        <w:t xml:space="preserve">in the </w:t>
+        <w:t xml:space="preserve"> in the </w:t>
       </w:r>
       <w:r>
         <w:rPr>
@@ -4619,13 +4533,7 @@
         </w:numPr>
       </w:pPr>
       <w:r>
-        <w:t>D</w:t>
-      </w:r>
-      <w:r>
-        <w:t>efine R = 50</w:t>
-      </w:r>
-      <w:r>
-        <w:t xml:space="preserve"> </w:t>
+        <w:t xml:space="preserve">Define R = 50 </w:t>
       </w:r>
       <w:r>
         <w:rPr>
@@ -4634,13 +4542,7 @@
         <w:t>Ω</w:t>
       </w:r>
       <w:r>
-        <w:t xml:space="preserve"> </w:t>
-      </w:r>
-      <w:r>
-        <w:t>then press</w:t>
-      </w:r>
-      <w:r>
-        <w:t xml:space="preserve"> </w:t>
+        <w:t xml:space="preserve"> then press </w:t>
       </w:r>
       <w:r>
         <w:rPr>
@@ -4841,6 +4743,9 @@
         <w:jc w:val="center"/>
       </w:pPr>
       <w:r>
+        <w:rPr>
+          <w:noProof/>
+        </w:rPr>
         <w:lastRenderedPageBreak/>
         <w:drawing>
           <wp:inline distT="0" distB="0" distL="0" distR="0" wp14:anchorId="48408314" wp14:editId="6AAA2F41">
@@ -5006,6 +4911,9 @@
         <w:jc w:val="center"/>
       </w:pPr>
       <w:r>
+        <w:rPr>
+          <w:noProof/>
+        </w:rPr>
         <w:lastRenderedPageBreak/>
         <w:drawing>
           <wp:inline distT="0" distB="0" distL="0" distR="0" wp14:anchorId="437F74F6" wp14:editId="1E5FE53B">
@@ -5118,6 +5026,9 @@
         <w:jc w:val="center"/>
       </w:pPr>
       <w:r>
+        <w:rPr>
+          <w:noProof/>
+        </w:rPr>
         <w:lastRenderedPageBreak/>
         <w:drawing>
           <wp:inline distT="0" distB="0" distL="0" distR="0" wp14:anchorId="11669D23" wp14:editId="572618D4">
@@ -5508,6 +5419,9 @@
         <w:jc w:val="center"/>
       </w:pPr>
       <w:r>
+        <w:rPr>
+          <w:noProof/>
+        </w:rPr>
         <w:lastRenderedPageBreak/>
         <w:drawing>
           <wp:inline distT="0" distB="0" distL="0" distR="0" wp14:anchorId="4A070ED5" wp14:editId="3FA0968B">
@@ -5607,6 +5521,9 @@
         <w:jc w:val="center"/>
       </w:pPr>
       <w:r>
+        <w:rPr>
+          <w:noProof/>
+        </w:rPr>
         <w:lastRenderedPageBreak/>
         <w:drawing>
           <wp:inline distT="0" distB="0" distL="0" distR="0" wp14:anchorId="05067F07" wp14:editId="5CE6149F">
@@ -5696,6 +5613,9 @@
         <w:jc w:val="center"/>
       </w:pPr>
       <w:r>
+        <w:rPr>
+          <w:noProof/>
+        </w:rPr>
         <w:lastRenderedPageBreak/>
         <w:drawing>
           <wp:inline distT="0" distB="0" distL="0" distR="0" wp14:anchorId="316E008B" wp14:editId="0E28BD27">
@@ -6035,6 +5955,9 @@
       <w:r>
         <w:t>Known Issues</w:t>
       </w:r>
+      <w:r>
+        <w:t xml:space="preserve"> and FAQ</w:t>
+      </w:r>
     </w:p>
     <w:p>
       <w:pPr>
@@ -6135,24 +6058,15 @@
         <w:t xml:space="preserve">  </w:t>
       </w:r>
       <w:r>
-        <w:t>This occurs when the user has generated many COMSOL models successively. Save existing models and</w:t>
-      </w:r>
-      <w:r>
-        <w:t xml:space="preserve">   </w:t>
+        <w:t xml:space="preserve">This occurs when the user has generated many COMSOL models successively. Save existing models and   </w:t>
       </w:r>
       <w:r>
         <w:br/>
-        <w:t xml:space="preserve">  </w:t>
-      </w:r>
-      <w:r>
-        <w:t xml:space="preserve">kill the COMSOL server. The next time you attempt to predict electric or magnetic fields, a new server </w:t>
+        <w:t xml:space="preserve">  kill the COMSOL server. The next time you attempt to predict electric or magnetic fields, a new server </w:t>
       </w:r>
       <w:r>
         <w:br/>
-        <w:t xml:space="preserve">  </w:t>
-      </w:r>
-      <w:r>
-        <w:t>will be created.</w:t>
+        <w:t xml:space="preserve">  will be created.</w:t>
       </w:r>
       <w:r>
         <w:t xml:space="preserve"> Note that operating on an existing server is much faster than creating a new server, </w:t>
@@ -6162,23 +6076,166 @@
         <w:t xml:space="preserve">  hence it’s worthwhile to not launch a server each time.</w:t>
       </w:r>
     </w:p>
-    <w:p/>
-    <w:p/>
+    <w:p>
+      <w:pPr>
+        <w:ind w:left="0"/>
+      </w:pPr>
+    </w:p>
+    <w:p>
+      <w:pPr>
+        <w:ind w:left="0"/>
+      </w:pPr>
+    </w:p>
+    <w:p>
+      <w:pPr>
+        <w:ind w:left="0"/>
+      </w:pPr>
+    </w:p>
+    <w:p>
+      <w:pPr>
+        <w:ind w:left="0"/>
+        <w:rPr>
+          <w:color w:val="FF0000"/>
+        </w:rPr>
+      </w:pPr>
+      <w:r>
+        <w:rPr>
+          <w:color w:val="FF0000"/>
+        </w:rPr>
+        <w:lastRenderedPageBreak/>
+        <w:t>Problem:</w:t>
+      </w:r>
+    </w:p>
+    <w:p>
+      <w:pPr>
+        <w:ind w:left="0"/>
+      </w:pPr>
+      <w:r>
+        <w:t>ENCoRP fails to establish a connection to the COMSOL server.</w:t>
+      </w:r>
+    </w:p>
+    <w:p>
+      <w:pPr>
+        <w:ind w:left="0"/>
+        <w:rPr>
+          <w:color w:val="00B050"/>
+        </w:rPr>
+      </w:pPr>
+      <w:r>
+        <w:rPr>
+          <w:color w:val="00B050"/>
+        </w:rPr>
+        <w:t>Solution:</w:t>
+      </w:r>
+    </w:p>
+    <w:p>
+      <w:pPr>
+        <w:ind w:left="0"/>
+      </w:pPr>
+      <w:r>
+        <w:t xml:space="preserve">This generally occurs if the COMSOL_Path </w:t>
+      </w:r>
+      <w:r>
+        <w:t>file</w:t>
+      </w:r>
+      <w:r>
+        <w:t xml:space="preserve"> has not been </w:t>
+      </w:r>
+      <w:r>
+        <w:t xml:space="preserve">properly </w:t>
+      </w:r>
+      <w:r>
+        <w:t>written</w:t>
+      </w:r>
+      <w:r>
+        <w:t>. Otherwise, it may be waiting for credentials to be defined. Both of these fixes are discussed in the COMSOL section above.</w:t>
+      </w:r>
+    </w:p>
+    <w:p>
+      <w:pPr>
+        <w:ind w:left="0"/>
+      </w:pPr>
+    </w:p>
+    <w:p>
+      <w:pPr>
+        <w:ind w:left="0"/>
+        <w:rPr>
+          <w:color w:val="FF0000"/>
+        </w:rPr>
+      </w:pPr>
+      <w:r>
+        <w:rPr>
+          <w:color w:val="FF0000"/>
+        </w:rPr>
+        <w:t>Problem:</w:t>
+      </w:r>
+    </w:p>
+    <w:p>
+      <w:pPr>
+        <w:ind w:left="0"/>
+      </w:pPr>
+      <w:r>
+        <w:t>ENCoRP’s three-phase radiative results appear to be improperly mapped.</w:t>
+      </w:r>
+    </w:p>
+    <w:p>
+      <w:pPr>
+        <w:ind w:left="0"/>
+        <w:rPr>
+          <w:color w:val="FFC000"/>
+        </w:rPr>
+      </w:pPr>
+      <w:r>
+        <w:rPr>
+          <w:color w:val="FFC000"/>
+        </w:rPr>
+        <w:t>Solution:</w:t>
+      </w:r>
+    </w:p>
+    <w:p>
+      <w:pPr>
+        <w:ind w:left="0"/>
+      </w:pPr>
+      <w:r>
+        <w:t xml:space="preserve">The current iteration of the mapping function identifies wires using cable centers, ignoring the separation distance. If the cable center of a cable that is not the true cable is closer to the perturbed wire, then the conductive results corresponding to the other cable may be mapped into the wire. This only occurs in geometries with </w:t>
+      </w:r>
+      <w:r>
+        <w:t xml:space="preserve">cables that are very near to one another. </w:t>
+      </w:r>
+    </w:p>
+    <w:p>
+      <w:pPr>
+        <w:ind w:left="0"/>
+      </w:pPr>
+    </w:p>
+    <w:p>
+      <w:pPr>
+        <w:ind w:left="0"/>
+      </w:pPr>
+    </w:p>
+    <w:p>
+      <w:pPr>
+        <w:ind w:left="0"/>
+      </w:pPr>
+    </w:p>
     <w:p>
       <w:pPr>
         <w:pStyle w:val="Heading1"/>
-      </w:pPr>
-      <w:r>
-        <w:lastRenderedPageBreak/>
+        <w:ind w:left="0"/>
+      </w:pPr>
+      <w:r>
         <w:t>Final Word</w:t>
       </w:r>
     </w:p>
     <w:p>
+      <w:pPr>
+        <w:ind w:left="0"/>
+      </w:pPr>
       <w:r>
         <w:t xml:space="preserve">This software </w:t>
       </w:r>
       <w:r>
-        <w:t>is not meant to be considered professional; rather, it is a development that was recognized as potentially being useful to the community</w:t>
+        <w:t>is not meant to be considered professional; rather, it is a development that was recognized as potentially useful to the community</w:t>
       </w:r>
       <w:r>
         <w:t xml:space="preserve">. We have done our best to verify the correctness, but acknowledge that issues may exist. We encourage </w:t>
@@ -6216,7 +6273,7 @@
 </file>
 
 <file path=word/endnotes.xml><?xml version="1.0" encoding="utf-8"?>
-<w:endnotes xmlns:wpc="http://schemas.microsoft.com/office/word/2010/wordprocessingCanvas" xmlns:cx="http://schemas.microsoft.com/office/drawing/2014/chartex" xmlns:cx1="http://schemas.microsoft.com/office/drawing/2015/9/8/chartex" xmlns:cx2="http://schemas.microsoft.com/office/drawing/2015/10/21/chartex" xmlns:cx3="http://schemas.microsoft.com/office/drawing/2016/5/9/chartex" xmlns:cx4="http://schemas.microsoft.com/office/drawing/2016/5/10/chartex" xmlns:cx5="http://schemas.microsoft.com/office/drawing/2016/5/11/chartex" xmlns:cx6="http://schemas.microsoft.com/office/drawing/2016/5/12/chartex" xmlns:cx7="http://schemas.microsoft.com/office/drawing/2016/5/13/chartex" xmlns:cx8="http://schemas.microsoft.com/office/drawing/2016/5/14/chartex" xmlns:mc="http://schemas.openxmlformats.org/markup-compatibility/2006" xmlns:aink="http://schemas.microsoft.com/office/drawing/2016/ink" xmlns:am3d="http://schemas.microsoft.com/office/drawing/2017/model3d" xmlns:o="urn:schemas-microsoft-com:office:office" xmlns:oel="http://schemas.microsoft.com/office/2019/extlst" xmlns:r="http://schemas.openxmlformats.org/officeDocument/2006/relationships" xmlns:m="http://schemas.openxmlformats.org/officeDocument/2006/math" xmlns:v="urn:schemas-microsoft-com:vml" xmlns:wp14="http://schemas.microsoft.com/office/word/2010/wordprocessingDrawing" xmlns:wp="http://schemas.openxmlformats.org/drawingml/2006/wordprocessingDrawing" xmlns:w10="urn:schemas-microsoft-com:office:word" xmlns:w="http://schemas.openxmlformats.org/wordprocessingml/2006/main" xmlns:w14="http://schemas.microsoft.com/office/word/2010/wordml" xmlns:w15="http://schemas.microsoft.com/office/word/2012/wordml" xmlns:w16cex="http://schemas.microsoft.com/office/word/2018/wordml/cex" xmlns:w16cid="http://schemas.microsoft.com/office/word/2016/wordml/cid" xmlns:w16="http://schemas.microsoft.com/office/word/2018/wordml" xmlns:w16sdtdh="http://schemas.microsoft.com/office/word/2020/wordml/sdtdatahash" xmlns:w16se="http://schemas.microsoft.com/office/word/2015/wordml/symex" xmlns:wpg="http://schemas.microsoft.com/office/word/2010/wordprocessingGroup" xmlns:wpi="http://schemas.microsoft.com/office/word/2010/wordprocessingInk" xmlns:wne="http://schemas.microsoft.com/office/word/2006/wordml" xmlns:wps="http://schemas.microsoft.com/office/word/2010/wordprocessingShape" mc:Ignorable="w14 w15 w16se w16cid w16 w16cex w16sdtdh wp14">
+<w:endnotes xmlns:wpc="http://schemas.microsoft.com/office/word/2010/wordprocessingCanvas" xmlns:cx="http://schemas.microsoft.com/office/drawing/2014/chartex" xmlns:cx1="http://schemas.microsoft.com/office/drawing/2015/9/8/chartex" xmlns:cx2="http://schemas.microsoft.com/office/drawing/2015/10/21/chartex" xmlns:cx3="http://schemas.microsoft.com/office/drawing/2016/5/9/chartex" xmlns:cx4="http://schemas.microsoft.com/office/drawing/2016/5/10/chartex" xmlns:cx5="http://schemas.microsoft.com/office/drawing/2016/5/11/chartex" xmlns:cx6="http://schemas.microsoft.com/office/drawing/2016/5/12/chartex" xmlns:cx7="http://schemas.microsoft.com/office/drawing/2016/5/13/chartex" xmlns:cx8="http://schemas.microsoft.com/office/drawing/2016/5/14/chartex" xmlns:mc="http://schemas.openxmlformats.org/markup-compatibility/2006" xmlns:aink="http://schemas.microsoft.com/office/drawing/2016/ink" xmlns:am3d="http://schemas.microsoft.com/office/drawing/2017/model3d" xmlns:o="urn:schemas-microsoft-com:office:office" xmlns:oel="http://schemas.microsoft.com/office/2019/extlst" xmlns:r="http://schemas.openxmlformats.org/officeDocument/2006/relationships" xmlns:m="http://schemas.openxmlformats.org/officeDocument/2006/math" xmlns:v="urn:schemas-microsoft-com:vml" xmlns:wp14="http://schemas.microsoft.com/office/word/2010/wordprocessingDrawing" xmlns:wp="http://schemas.openxmlformats.org/drawingml/2006/wordprocessingDrawing" xmlns:w10="urn:schemas-microsoft-com:office:word" xmlns:w="http://schemas.openxmlformats.org/wordprocessingml/2006/main" xmlns:w14="http://schemas.microsoft.com/office/word/2010/wordml" xmlns:w15="http://schemas.microsoft.com/office/word/2012/wordml" xmlns:w16cex="http://schemas.microsoft.com/office/word/2018/wordml/cex" xmlns:w16cid="http://schemas.microsoft.com/office/word/2016/wordml/cid" xmlns:w16="http://schemas.microsoft.com/office/word/2018/wordml" xmlns:w16du="http://schemas.microsoft.com/office/word/2023/wordml/word16du" xmlns:w16sdtdh="http://schemas.microsoft.com/office/word/2020/wordml/sdtdatahash" xmlns:w16sdtfl="http://schemas.microsoft.com/office/word/2024/wordml/sdtformatlock" xmlns:w16se="http://schemas.microsoft.com/office/word/2015/wordml/symex" xmlns:wpg="http://schemas.microsoft.com/office/word/2010/wordprocessingGroup" xmlns:wpi="http://schemas.microsoft.com/office/word/2010/wordprocessingInk" xmlns:wne="http://schemas.microsoft.com/office/word/2006/wordml" xmlns:wps="http://schemas.microsoft.com/office/word/2010/wordprocessingShape" mc:Ignorable="w14 w15 w16se w16cid w16 w16cex w16sdtdh w16sdtfl w16du wp14">
   <w:endnote w:type="separator" w:id="-1">
     <w:p>
       <w:r>
@@ -6237,7 +6294,7 @@
 </file>
 
 <file path=word/footer1.xml><?xml version="1.0" encoding="utf-8"?>
-<w:ftr xmlns:wpc="http://schemas.microsoft.com/office/word/2010/wordprocessingCanvas" xmlns:cx="http://schemas.microsoft.com/office/drawing/2014/chartex" xmlns:cx1="http://schemas.microsoft.com/office/drawing/2015/9/8/chartex" xmlns:cx2="http://schemas.microsoft.com/office/drawing/2015/10/21/chartex" xmlns:cx3="http://schemas.microsoft.com/office/drawing/2016/5/9/chartex" xmlns:cx4="http://schemas.microsoft.com/office/drawing/2016/5/10/chartex" xmlns:cx5="http://schemas.microsoft.com/office/drawing/2016/5/11/chartex" xmlns:cx6="http://schemas.microsoft.com/office/drawing/2016/5/12/chartex" xmlns:cx7="http://schemas.microsoft.com/office/drawing/2016/5/13/chartex" xmlns:cx8="http://schemas.microsoft.com/office/drawing/2016/5/14/chartex" xmlns:mc="http://schemas.openxmlformats.org/markup-compatibility/2006" xmlns:aink="http://schemas.microsoft.com/office/drawing/2016/ink" xmlns:am3d="http://schemas.microsoft.com/office/drawing/2017/model3d" xmlns:o="urn:schemas-microsoft-com:office:office" xmlns:oel="http://schemas.microsoft.com/office/2019/extlst" xmlns:r="http://schemas.openxmlformats.org/officeDocument/2006/relationships" xmlns:m="http://schemas.openxmlformats.org/officeDocument/2006/math" xmlns:v="urn:schemas-microsoft-com:vml" xmlns:wp14="http://schemas.microsoft.com/office/word/2010/wordprocessingDrawing" xmlns:wp="http://schemas.openxmlformats.org/drawingml/2006/wordprocessingDrawing" xmlns:w10="urn:schemas-microsoft-com:office:word" xmlns:w="http://schemas.openxmlformats.org/wordprocessingml/2006/main" xmlns:w14="http://schemas.microsoft.com/office/word/2010/wordml" xmlns:w15="http://schemas.microsoft.com/office/word/2012/wordml" xmlns:w16cex="http://schemas.microsoft.com/office/word/2018/wordml/cex" xmlns:w16cid="http://schemas.microsoft.com/office/word/2016/wordml/cid" xmlns:w16="http://schemas.microsoft.com/office/word/2018/wordml" xmlns:w16sdtdh="http://schemas.microsoft.com/office/word/2020/wordml/sdtdatahash" xmlns:w16se="http://schemas.microsoft.com/office/word/2015/wordml/symex" xmlns:wpg="http://schemas.microsoft.com/office/word/2010/wordprocessingGroup" xmlns:wpi="http://schemas.microsoft.com/office/word/2010/wordprocessingInk" xmlns:wne="http://schemas.microsoft.com/office/word/2006/wordml" xmlns:wps="http://schemas.microsoft.com/office/word/2010/wordprocessingShape" mc:Ignorable="w14 w15 w16se w16cid w16 w16cex w16sdtdh wp14">
+<w:ftr xmlns:wpc="http://schemas.microsoft.com/office/word/2010/wordprocessingCanvas" xmlns:cx="http://schemas.microsoft.com/office/drawing/2014/chartex" xmlns:cx1="http://schemas.microsoft.com/office/drawing/2015/9/8/chartex" xmlns:cx2="http://schemas.microsoft.com/office/drawing/2015/10/21/chartex" xmlns:cx3="http://schemas.microsoft.com/office/drawing/2016/5/9/chartex" xmlns:cx4="http://schemas.microsoft.com/office/drawing/2016/5/10/chartex" xmlns:cx5="http://schemas.microsoft.com/office/drawing/2016/5/11/chartex" xmlns:cx6="http://schemas.microsoft.com/office/drawing/2016/5/12/chartex" xmlns:cx7="http://schemas.microsoft.com/office/drawing/2016/5/13/chartex" xmlns:cx8="http://schemas.microsoft.com/office/drawing/2016/5/14/chartex" xmlns:mc="http://schemas.openxmlformats.org/markup-compatibility/2006" xmlns:aink="http://schemas.microsoft.com/office/drawing/2016/ink" xmlns:am3d="http://schemas.microsoft.com/office/drawing/2017/model3d" xmlns:o="urn:schemas-microsoft-com:office:office" xmlns:oel="http://schemas.microsoft.com/office/2019/extlst" xmlns:r="http://schemas.openxmlformats.org/officeDocument/2006/relationships" xmlns:m="http://schemas.openxmlformats.org/officeDocument/2006/math" xmlns:v="urn:schemas-microsoft-com:vml" xmlns:wp14="http://schemas.microsoft.com/office/word/2010/wordprocessingDrawing" xmlns:wp="http://schemas.openxmlformats.org/drawingml/2006/wordprocessingDrawing" xmlns:w10="urn:schemas-microsoft-com:office:word" xmlns:w="http://schemas.openxmlformats.org/wordprocessingml/2006/main" xmlns:w14="http://schemas.microsoft.com/office/word/2010/wordml" xmlns:w15="http://schemas.microsoft.com/office/word/2012/wordml" xmlns:w16cex="http://schemas.microsoft.com/office/word/2018/wordml/cex" xmlns:w16cid="http://schemas.microsoft.com/office/word/2016/wordml/cid" xmlns:w16="http://schemas.microsoft.com/office/word/2018/wordml" xmlns:w16du="http://schemas.microsoft.com/office/word/2023/wordml/word16du" xmlns:w16sdtdh="http://schemas.microsoft.com/office/word/2020/wordml/sdtdatahash" xmlns:w16sdtfl="http://schemas.microsoft.com/office/word/2024/wordml/sdtformatlock" xmlns:w16se="http://schemas.microsoft.com/office/word/2015/wordml/symex" xmlns:wpg="http://schemas.microsoft.com/office/word/2010/wordprocessingGroup" xmlns:wpi="http://schemas.microsoft.com/office/word/2010/wordprocessingInk" xmlns:wne="http://schemas.microsoft.com/office/word/2006/wordml" xmlns:wps="http://schemas.microsoft.com/office/word/2010/wordprocessingShape" mc:Ignorable="w14 w15 w16se w16cid w16 w16cex w16sdtdh w16sdtfl w16du wp14">
   <w:sdt>
     <w:sdtPr>
       <w:id w:val="-1695304770"/>
@@ -6290,7 +6347,7 @@
 </file>
 
 <file path=word/footnotes.xml><?xml version="1.0" encoding="utf-8"?>
-<w:footnotes xmlns:wpc="http://schemas.microsoft.com/office/word/2010/wordprocessingCanvas" xmlns:cx="http://schemas.microsoft.com/office/drawing/2014/chartex" xmlns:cx1="http://schemas.microsoft.com/office/drawing/2015/9/8/chartex" xmlns:cx2="http://schemas.microsoft.com/office/drawing/2015/10/21/chartex" xmlns:cx3="http://schemas.microsoft.com/office/drawing/2016/5/9/chartex" xmlns:cx4="http://schemas.microsoft.com/office/drawing/2016/5/10/chartex" xmlns:cx5="http://schemas.microsoft.com/office/drawing/2016/5/11/chartex" xmlns:cx6="http://schemas.microsoft.com/office/drawing/2016/5/12/chartex" xmlns:cx7="http://schemas.microsoft.com/office/drawing/2016/5/13/chartex" xmlns:cx8="http://schemas.microsoft.com/office/drawing/2016/5/14/chartex" xmlns:mc="http://schemas.openxmlformats.org/markup-compatibility/2006" xmlns:aink="http://schemas.microsoft.com/office/drawing/2016/ink" xmlns:am3d="http://schemas.microsoft.com/office/drawing/2017/model3d" xmlns:o="urn:schemas-microsoft-com:office:office" xmlns:oel="http://schemas.microsoft.com/office/2019/extlst" xmlns:r="http://schemas.openxmlformats.org/officeDocument/2006/relationships" xmlns:m="http://schemas.openxmlformats.org/officeDocument/2006/math" xmlns:v="urn:schemas-microsoft-com:vml" xmlns:wp14="http://schemas.microsoft.com/office/word/2010/wordprocessingDrawing" xmlns:wp="http://schemas.openxmlformats.org/drawingml/2006/wordprocessingDrawing" xmlns:w10="urn:schemas-microsoft-com:office:word" xmlns:w="http://schemas.openxmlformats.org/wordprocessingml/2006/main" xmlns:w14="http://schemas.microsoft.com/office/word/2010/wordml" xmlns:w15="http://schemas.microsoft.com/office/word/2012/wordml" xmlns:w16cex="http://schemas.microsoft.com/office/word/2018/wordml/cex" xmlns:w16cid="http://schemas.microsoft.com/office/word/2016/wordml/cid" xmlns:w16="http://schemas.microsoft.com/office/word/2018/wordml" xmlns:w16sdtdh="http://schemas.microsoft.com/office/word/2020/wordml/sdtdatahash" xmlns:w16se="http://schemas.microsoft.com/office/word/2015/wordml/symex" xmlns:wpg="http://schemas.microsoft.com/office/word/2010/wordprocessingGroup" xmlns:wpi="http://schemas.microsoft.com/office/word/2010/wordprocessingInk" xmlns:wne="http://schemas.microsoft.com/office/word/2006/wordml" xmlns:wps="http://schemas.microsoft.com/office/word/2010/wordprocessingShape" mc:Ignorable="w14 w15 w16se w16cid w16 w16cex w16sdtdh wp14">
+<w:footnotes xmlns:wpc="http://schemas.microsoft.com/office/word/2010/wordprocessingCanvas" xmlns:cx="http://schemas.microsoft.com/office/drawing/2014/chartex" xmlns:cx1="http://schemas.microsoft.com/office/drawing/2015/9/8/chartex" xmlns:cx2="http://schemas.microsoft.com/office/drawing/2015/10/21/chartex" xmlns:cx3="http://schemas.microsoft.com/office/drawing/2016/5/9/chartex" xmlns:cx4="http://schemas.microsoft.com/office/drawing/2016/5/10/chartex" xmlns:cx5="http://schemas.microsoft.com/office/drawing/2016/5/11/chartex" xmlns:cx6="http://schemas.microsoft.com/office/drawing/2016/5/12/chartex" xmlns:cx7="http://schemas.microsoft.com/office/drawing/2016/5/13/chartex" xmlns:cx8="http://schemas.microsoft.com/office/drawing/2016/5/14/chartex" xmlns:mc="http://schemas.openxmlformats.org/markup-compatibility/2006" xmlns:aink="http://schemas.microsoft.com/office/drawing/2016/ink" xmlns:am3d="http://schemas.microsoft.com/office/drawing/2017/model3d" xmlns:o="urn:schemas-microsoft-com:office:office" xmlns:oel="http://schemas.microsoft.com/office/2019/extlst" xmlns:r="http://schemas.openxmlformats.org/officeDocument/2006/relationships" xmlns:m="http://schemas.openxmlformats.org/officeDocument/2006/math" xmlns:v="urn:schemas-microsoft-com:vml" xmlns:wp14="http://schemas.microsoft.com/office/word/2010/wordprocessingDrawing" xmlns:wp="http://schemas.openxmlformats.org/drawingml/2006/wordprocessingDrawing" xmlns:w10="urn:schemas-microsoft-com:office:word" xmlns:w="http://schemas.openxmlformats.org/wordprocessingml/2006/main" xmlns:w14="http://schemas.microsoft.com/office/word/2010/wordml" xmlns:w15="http://schemas.microsoft.com/office/word/2012/wordml" xmlns:w16cex="http://schemas.microsoft.com/office/word/2018/wordml/cex" xmlns:w16cid="http://schemas.microsoft.com/office/word/2016/wordml/cid" xmlns:w16="http://schemas.microsoft.com/office/word/2018/wordml" xmlns:w16du="http://schemas.microsoft.com/office/word/2023/wordml/word16du" xmlns:w16sdtdh="http://schemas.microsoft.com/office/word/2020/wordml/sdtdatahash" xmlns:w16sdtfl="http://schemas.microsoft.com/office/word/2024/wordml/sdtformatlock" xmlns:w16se="http://schemas.microsoft.com/office/word/2015/wordml/symex" xmlns:wpg="http://schemas.microsoft.com/office/word/2010/wordprocessingGroup" xmlns:wpi="http://schemas.microsoft.com/office/word/2010/wordprocessingInk" xmlns:wne="http://schemas.microsoft.com/office/word/2006/wordml" xmlns:wps="http://schemas.microsoft.com/office/word/2010/wordprocessingShape" mc:Ignorable="w14 w15 w16se w16cid w16 w16cex w16sdtdh w16sdtfl w16du wp14">
   <w:footnote w:type="separator" w:id="-1">
     <w:p>
       <w:r>
@@ -6311,7 +6368,7 @@
 </file>
 
 <file path=word/header1.xml><?xml version="1.0" encoding="utf-8"?>
-<w:hdr xmlns:wpc="http://schemas.microsoft.com/office/word/2010/wordprocessingCanvas" xmlns:cx="http://schemas.microsoft.com/office/drawing/2014/chartex" xmlns:cx1="http://schemas.microsoft.com/office/drawing/2015/9/8/chartex" xmlns:cx2="http://schemas.microsoft.com/office/drawing/2015/10/21/chartex" xmlns:cx3="http://schemas.microsoft.com/office/drawing/2016/5/9/chartex" xmlns:cx4="http://schemas.microsoft.com/office/drawing/2016/5/10/chartex" xmlns:cx5="http://schemas.microsoft.com/office/drawing/2016/5/11/chartex" xmlns:cx6="http://schemas.microsoft.com/office/drawing/2016/5/12/chartex" xmlns:cx7="http://schemas.microsoft.com/office/drawing/2016/5/13/chartex" xmlns:cx8="http://schemas.microsoft.com/office/drawing/2016/5/14/chartex" xmlns:mc="http://schemas.openxmlformats.org/markup-compatibility/2006" xmlns:aink="http://schemas.microsoft.com/office/drawing/2016/ink" xmlns:am3d="http://schemas.microsoft.com/office/drawing/2017/model3d" xmlns:o="urn:schemas-microsoft-com:office:office" xmlns:oel="http://schemas.microsoft.com/office/2019/extlst" xmlns:r="http://schemas.openxmlformats.org/officeDocument/2006/relationships" xmlns:m="http://schemas.openxmlformats.org/officeDocument/2006/math" xmlns:v="urn:schemas-microsoft-com:vml" xmlns:wp14="http://schemas.microsoft.com/office/word/2010/wordprocessingDrawing" xmlns:wp="http://schemas.openxmlformats.org/drawingml/2006/wordprocessingDrawing" xmlns:w10="urn:schemas-microsoft-com:office:word" xmlns:w="http://schemas.openxmlformats.org/wordprocessingml/2006/main" xmlns:w14="http://schemas.microsoft.com/office/word/2010/wordml" xmlns:w15="http://schemas.microsoft.com/office/word/2012/wordml" xmlns:w16cex="http://schemas.microsoft.com/office/word/2018/wordml/cex" xmlns:w16cid="http://schemas.microsoft.com/office/word/2016/wordml/cid" xmlns:w16="http://schemas.microsoft.com/office/word/2018/wordml" xmlns:w16sdtdh="http://schemas.microsoft.com/office/word/2020/wordml/sdtdatahash" xmlns:w16se="http://schemas.microsoft.com/office/word/2015/wordml/symex" xmlns:wpg="http://schemas.microsoft.com/office/word/2010/wordprocessingGroup" xmlns:wpi="http://schemas.microsoft.com/office/word/2010/wordprocessingInk" xmlns:wne="http://schemas.microsoft.com/office/word/2006/wordml" xmlns:wps="http://schemas.microsoft.com/office/word/2010/wordprocessingShape" mc:Ignorable="w14 w15 w16se w16cid w16 w16cex w16sdtdh wp14">
+<w:hdr xmlns:wpc="http://schemas.microsoft.com/office/word/2010/wordprocessingCanvas" xmlns:cx="http://schemas.microsoft.com/office/drawing/2014/chartex" xmlns:cx1="http://schemas.microsoft.com/office/drawing/2015/9/8/chartex" xmlns:cx2="http://schemas.microsoft.com/office/drawing/2015/10/21/chartex" xmlns:cx3="http://schemas.microsoft.com/office/drawing/2016/5/9/chartex" xmlns:cx4="http://schemas.microsoft.com/office/drawing/2016/5/10/chartex" xmlns:cx5="http://schemas.microsoft.com/office/drawing/2016/5/11/chartex" xmlns:cx6="http://schemas.microsoft.com/office/drawing/2016/5/12/chartex" xmlns:cx7="http://schemas.microsoft.com/office/drawing/2016/5/13/chartex" xmlns:cx8="http://schemas.microsoft.com/office/drawing/2016/5/14/chartex" xmlns:mc="http://schemas.openxmlformats.org/markup-compatibility/2006" xmlns:aink="http://schemas.microsoft.com/office/drawing/2016/ink" xmlns:am3d="http://schemas.microsoft.com/office/drawing/2017/model3d" xmlns:o="urn:schemas-microsoft-com:office:office" xmlns:oel="http://schemas.microsoft.com/office/2019/extlst" xmlns:r="http://schemas.openxmlformats.org/officeDocument/2006/relationships" xmlns:m="http://schemas.openxmlformats.org/officeDocument/2006/math" xmlns:v="urn:schemas-microsoft-com:vml" xmlns:wp14="http://schemas.microsoft.com/office/word/2010/wordprocessingDrawing" xmlns:wp="http://schemas.openxmlformats.org/drawingml/2006/wordprocessingDrawing" xmlns:w10="urn:schemas-microsoft-com:office:word" xmlns:w="http://schemas.openxmlformats.org/wordprocessingml/2006/main" xmlns:w14="http://schemas.microsoft.com/office/word/2010/wordml" xmlns:w15="http://schemas.microsoft.com/office/word/2012/wordml" xmlns:w16cex="http://schemas.microsoft.com/office/word/2018/wordml/cex" xmlns:w16cid="http://schemas.microsoft.com/office/word/2016/wordml/cid" xmlns:w16="http://schemas.microsoft.com/office/word/2018/wordml" xmlns:w16du="http://schemas.microsoft.com/office/word/2023/wordml/word16du" xmlns:w16sdtdh="http://schemas.microsoft.com/office/word/2020/wordml/sdtdatahash" xmlns:w16sdtfl="http://schemas.microsoft.com/office/word/2024/wordml/sdtformatlock" xmlns:w16se="http://schemas.microsoft.com/office/word/2015/wordml/symex" xmlns:wpg="http://schemas.microsoft.com/office/word/2010/wordprocessingGroup" xmlns:wpi="http://schemas.microsoft.com/office/word/2010/wordprocessingInk" xmlns:wne="http://schemas.microsoft.com/office/word/2006/wordml" xmlns:wps="http://schemas.microsoft.com/office/word/2010/wordprocessingShape" mc:Ignorable="w14 w15 w16se w16cid w16 w16cex w16sdtdh w16sdtfl w16du wp14">
   <w:p>
     <w:pPr>
       <w:pStyle w:val="Header"/>
@@ -6469,7 +6526,7 @@
 </file>
 
 <file path=word/numbering.xml><?xml version="1.0" encoding="utf-8"?>
-<w:numbering xmlns:wpc="http://schemas.microsoft.com/office/word/2010/wordprocessingCanvas" xmlns:cx="http://schemas.microsoft.com/office/drawing/2014/chartex" xmlns:cx1="http://schemas.microsoft.com/office/drawing/2015/9/8/chartex" xmlns:cx2="http://schemas.microsoft.com/office/drawing/2015/10/21/chartex" xmlns:cx3="http://schemas.microsoft.com/office/drawing/2016/5/9/chartex" xmlns:cx4="http://schemas.microsoft.com/office/drawing/2016/5/10/chartex" xmlns:cx5="http://schemas.microsoft.com/office/drawing/2016/5/11/chartex" xmlns:cx6="http://schemas.microsoft.com/office/drawing/2016/5/12/chartex" xmlns:cx7="http://schemas.microsoft.com/office/drawing/2016/5/13/chartex" xmlns:cx8="http://schemas.microsoft.com/office/drawing/2016/5/14/chartex" xmlns:mc="http://schemas.openxmlformats.org/markup-compatibility/2006" xmlns:aink="http://schemas.microsoft.com/office/drawing/2016/ink" xmlns:am3d="http://schemas.microsoft.com/office/drawing/2017/model3d" xmlns:o="urn:schemas-microsoft-com:office:office" xmlns:oel="http://schemas.microsoft.com/office/2019/extlst" xmlns:r="http://schemas.openxmlformats.org/officeDocument/2006/relationships" xmlns:m="http://schemas.openxmlformats.org/officeDocument/2006/math" xmlns:v="urn:schemas-microsoft-com:vml" xmlns:wp14="http://schemas.microsoft.com/office/word/2010/wordprocessingDrawing" xmlns:wp="http://schemas.openxmlformats.org/drawingml/2006/wordprocessingDrawing" xmlns:w10="urn:schemas-microsoft-com:office:word" xmlns:w="http://schemas.openxmlformats.org/wordprocessingml/2006/main" xmlns:w14="http://schemas.microsoft.com/office/word/2010/wordml" xmlns:w15="http://schemas.microsoft.com/office/word/2012/wordml" xmlns:w16cex="http://schemas.microsoft.com/office/word/2018/wordml/cex" xmlns:w16cid="http://schemas.microsoft.com/office/word/2016/wordml/cid" xmlns:w16="http://schemas.microsoft.com/office/word/2018/wordml" xmlns:w16sdtdh="http://schemas.microsoft.com/office/word/2020/wordml/sdtdatahash" xmlns:w16se="http://schemas.microsoft.com/office/word/2015/wordml/symex" xmlns:wpg="http://schemas.microsoft.com/office/word/2010/wordprocessingGroup" xmlns:wpi="http://schemas.microsoft.com/office/word/2010/wordprocessingInk" xmlns:wne="http://schemas.microsoft.com/office/word/2006/wordml" xmlns:wps="http://schemas.microsoft.com/office/word/2010/wordprocessingShape" mc:Ignorable="w14 w15 w16se w16cid w16 w16cex w16sdtdh wp14">
+<w:numbering xmlns:wpc="http://schemas.microsoft.com/office/word/2010/wordprocessingCanvas" xmlns:cx="http://schemas.microsoft.com/office/drawing/2014/chartex" xmlns:cx1="http://schemas.microsoft.com/office/drawing/2015/9/8/chartex" xmlns:cx2="http://schemas.microsoft.com/office/drawing/2015/10/21/chartex" xmlns:cx3="http://schemas.microsoft.com/office/drawing/2016/5/9/chartex" xmlns:cx4="http://schemas.microsoft.com/office/drawing/2016/5/10/chartex" xmlns:cx5="http://schemas.microsoft.com/office/drawing/2016/5/11/chartex" xmlns:cx6="http://schemas.microsoft.com/office/drawing/2016/5/12/chartex" xmlns:cx7="http://schemas.microsoft.com/office/drawing/2016/5/13/chartex" xmlns:cx8="http://schemas.microsoft.com/office/drawing/2016/5/14/chartex" xmlns:mc="http://schemas.openxmlformats.org/markup-compatibility/2006" xmlns:aink="http://schemas.microsoft.com/office/drawing/2016/ink" xmlns:am3d="http://schemas.microsoft.com/office/drawing/2017/model3d" xmlns:o="urn:schemas-microsoft-com:office:office" xmlns:oel="http://schemas.microsoft.com/office/2019/extlst" xmlns:r="http://schemas.openxmlformats.org/officeDocument/2006/relationships" xmlns:m="http://schemas.openxmlformats.org/officeDocument/2006/math" xmlns:v="urn:schemas-microsoft-com:vml" xmlns:wp14="http://schemas.microsoft.com/office/word/2010/wordprocessingDrawing" xmlns:wp="http://schemas.openxmlformats.org/drawingml/2006/wordprocessingDrawing" xmlns:w10="urn:schemas-microsoft-com:office:word" xmlns:w="http://schemas.openxmlformats.org/wordprocessingml/2006/main" xmlns:w14="http://schemas.microsoft.com/office/word/2010/wordml" xmlns:w15="http://schemas.microsoft.com/office/word/2012/wordml" xmlns:w16cex="http://schemas.microsoft.com/office/word/2018/wordml/cex" xmlns:w16cid="http://schemas.microsoft.com/office/word/2016/wordml/cid" xmlns:w16="http://schemas.microsoft.com/office/word/2018/wordml" xmlns:w16du="http://schemas.microsoft.com/office/word/2023/wordml/word16du" xmlns:w16sdtdh="http://schemas.microsoft.com/office/word/2020/wordml/sdtdatahash" xmlns:w16sdtfl="http://schemas.microsoft.com/office/word/2024/wordml/sdtformatlock" xmlns:w16se="http://schemas.microsoft.com/office/word/2015/wordml/symex" xmlns:wpg="http://schemas.microsoft.com/office/word/2010/wordprocessingGroup" xmlns:wpi="http://schemas.microsoft.com/office/word/2010/wordprocessingInk" xmlns:wne="http://schemas.microsoft.com/office/word/2006/wordml" xmlns:wps="http://schemas.microsoft.com/office/word/2010/wordprocessingShape" mc:Ignorable="w14 w15 w16se w16cid w16 w16cex w16sdtdh w16sdtfl w16du wp14">
   <w:abstractNum w:abstractNumId="0" w15:restartNumberingAfterBreak="0">
     <w:nsid w:val="FFFFFF7C"/>
     <w:multiLevelType w:val="singleLevel"/>
@@ -7807,7 +7864,7 @@
 </file>
 
 <file path=word/styles.xml><?xml version="1.0" encoding="utf-8"?>
-<w:styles xmlns:mc="http://schemas.openxmlformats.org/markup-compatibility/2006" xmlns:r="http://schemas.openxmlformats.org/officeDocument/2006/relationships" xmlns:w="http://schemas.openxmlformats.org/wordprocessingml/2006/main" xmlns:w14="http://schemas.microsoft.com/office/word/2010/wordml" xmlns:w15="http://schemas.microsoft.com/office/word/2012/wordml" xmlns:w16cex="http://schemas.microsoft.com/office/word/2018/wordml/cex" xmlns:w16cid="http://schemas.microsoft.com/office/word/2016/wordml/cid" xmlns:w16="http://schemas.microsoft.com/office/word/2018/wordml" xmlns:w16sdtdh="http://schemas.microsoft.com/office/word/2020/wordml/sdtdatahash" xmlns:w16se="http://schemas.microsoft.com/office/word/2015/wordml/symex" mc:Ignorable="w14 w15 w16se w16cid w16 w16cex w16sdtdh">
+<w:styles xmlns:mc="http://schemas.openxmlformats.org/markup-compatibility/2006" xmlns:r="http://schemas.openxmlformats.org/officeDocument/2006/relationships" xmlns:w="http://schemas.openxmlformats.org/wordprocessingml/2006/main" xmlns:w14="http://schemas.microsoft.com/office/word/2010/wordml" xmlns:w15="http://schemas.microsoft.com/office/word/2012/wordml" xmlns:w16cex="http://schemas.microsoft.com/office/word/2018/wordml/cex" xmlns:w16cid="http://schemas.microsoft.com/office/word/2016/wordml/cid" xmlns:w16="http://schemas.microsoft.com/office/word/2018/wordml" xmlns:w16du="http://schemas.microsoft.com/office/word/2023/wordml/word16du" xmlns:w16sdtdh="http://schemas.microsoft.com/office/word/2020/wordml/sdtdatahash" xmlns:w16sdtfl="http://schemas.microsoft.com/office/word/2024/wordml/sdtformatlock" xmlns:w16se="http://schemas.microsoft.com/office/word/2015/wordml/symex" mc:Ignorable="w14 w15 w16se w16cid w16 w16cex w16sdtdh w16sdtfl w16du">
   <w:docDefaults>
     <w:rPrDefault>
       <w:rPr>
@@ -10614,7 +10671,7 @@
 </file>
 
 <file path=word/glossary/document.xml><?xml version="1.0" encoding="utf-8"?>
-<w:glossaryDocument xmlns:wpc="http://schemas.microsoft.com/office/word/2010/wordprocessingCanvas" xmlns:cx="http://schemas.microsoft.com/office/drawing/2014/chartex" xmlns:cx1="http://schemas.microsoft.com/office/drawing/2015/9/8/chartex" xmlns:cx2="http://schemas.microsoft.com/office/drawing/2015/10/21/chartex" xmlns:cx3="http://schemas.microsoft.com/office/drawing/2016/5/9/chartex" xmlns:cx4="http://schemas.microsoft.com/office/drawing/2016/5/10/chartex" xmlns:cx5="http://schemas.microsoft.com/office/drawing/2016/5/11/chartex" xmlns:cx6="http://schemas.microsoft.com/office/drawing/2016/5/12/chartex" xmlns:cx7="http://schemas.microsoft.com/office/drawing/2016/5/13/chartex" xmlns:cx8="http://schemas.microsoft.com/office/drawing/2016/5/14/chartex" xmlns:mc="http://schemas.openxmlformats.org/markup-compatibility/2006" xmlns:aink="http://schemas.microsoft.com/office/drawing/2016/ink" xmlns:am3d="http://schemas.microsoft.com/office/drawing/2017/model3d" xmlns:o="urn:schemas-microsoft-com:office:office" xmlns:oel="http://schemas.microsoft.com/office/2019/extlst" xmlns:r="http://schemas.openxmlformats.org/officeDocument/2006/relationships" xmlns:m="http://schemas.openxmlformats.org/officeDocument/2006/math" xmlns:v="urn:schemas-microsoft-com:vml" xmlns:wp14="http://schemas.microsoft.com/office/word/2010/wordprocessingDrawing" xmlns:wp="http://schemas.openxmlformats.org/drawingml/2006/wordprocessingDrawing" xmlns:w10="urn:schemas-microsoft-com:office:word" xmlns:w="http://schemas.openxmlformats.org/wordprocessingml/2006/main" xmlns:w14="http://schemas.microsoft.com/office/word/2010/wordml" xmlns:w15="http://schemas.microsoft.com/office/word/2012/wordml" xmlns:w16cex="http://schemas.microsoft.com/office/word/2018/wordml/cex" xmlns:w16cid="http://schemas.microsoft.com/office/word/2016/wordml/cid" xmlns:w16="http://schemas.microsoft.com/office/word/2018/wordml" xmlns:w16sdtdh="http://schemas.microsoft.com/office/word/2020/wordml/sdtdatahash" xmlns:w16se="http://schemas.microsoft.com/office/word/2015/wordml/symex" xmlns:wpg="http://schemas.microsoft.com/office/word/2010/wordprocessingGroup" xmlns:wpi="http://schemas.microsoft.com/office/word/2010/wordprocessingInk" xmlns:wne="http://schemas.microsoft.com/office/word/2006/wordml" xmlns:wps="http://schemas.microsoft.com/office/word/2010/wordprocessingShape" mc:Ignorable="w14 w15 w16se w16cid w16 w16cex w16sdtdh wp14">
+<w:glossaryDocument xmlns:wpc="http://schemas.microsoft.com/office/word/2010/wordprocessingCanvas" xmlns:cx="http://schemas.microsoft.com/office/drawing/2014/chartex" xmlns:cx1="http://schemas.microsoft.com/office/drawing/2015/9/8/chartex" xmlns:cx2="http://schemas.microsoft.com/office/drawing/2015/10/21/chartex" xmlns:cx3="http://schemas.microsoft.com/office/drawing/2016/5/9/chartex" xmlns:cx4="http://schemas.microsoft.com/office/drawing/2016/5/10/chartex" xmlns:cx5="http://schemas.microsoft.com/office/drawing/2016/5/11/chartex" xmlns:cx6="http://schemas.microsoft.com/office/drawing/2016/5/12/chartex" xmlns:cx7="http://schemas.microsoft.com/office/drawing/2016/5/13/chartex" xmlns:cx8="http://schemas.microsoft.com/office/drawing/2016/5/14/chartex" xmlns:mc="http://schemas.openxmlformats.org/markup-compatibility/2006" xmlns:aink="http://schemas.microsoft.com/office/drawing/2016/ink" xmlns:am3d="http://schemas.microsoft.com/office/drawing/2017/model3d" xmlns:o="urn:schemas-microsoft-com:office:office" xmlns:oel="http://schemas.microsoft.com/office/2019/extlst" xmlns:r="http://schemas.openxmlformats.org/officeDocument/2006/relationships" xmlns:m="http://schemas.openxmlformats.org/officeDocument/2006/math" xmlns:v="urn:schemas-microsoft-com:vml" xmlns:wp14="http://schemas.microsoft.com/office/word/2010/wordprocessingDrawing" xmlns:wp="http://schemas.openxmlformats.org/drawingml/2006/wordprocessingDrawing" xmlns:w10="urn:schemas-microsoft-com:office:word" xmlns:w="http://schemas.openxmlformats.org/wordprocessingml/2006/main" xmlns:w14="http://schemas.microsoft.com/office/word/2010/wordml" xmlns:w15="http://schemas.microsoft.com/office/word/2012/wordml" xmlns:w16cex="http://schemas.microsoft.com/office/word/2018/wordml/cex" xmlns:w16cid="http://schemas.microsoft.com/office/word/2016/wordml/cid" xmlns:w16="http://schemas.microsoft.com/office/word/2018/wordml" xmlns:w16du="http://schemas.microsoft.com/office/word/2023/wordml/word16du" xmlns:w16sdtdh="http://schemas.microsoft.com/office/word/2020/wordml/sdtdatahash" xmlns:w16sdtfl="http://schemas.microsoft.com/office/word/2024/wordml/sdtformatlock" xmlns:w16se="http://schemas.microsoft.com/office/word/2015/wordml/symex" xmlns:wpg="http://schemas.microsoft.com/office/word/2010/wordprocessingGroup" xmlns:wpi="http://schemas.microsoft.com/office/word/2010/wordprocessingInk" xmlns:wne="http://schemas.microsoft.com/office/word/2006/wordml" xmlns:wps="http://schemas.microsoft.com/office/word/2010/wordprocessingShape" mc:Ignorable="w14 w15 w16se w16cid w16 w16cex w16sdtdh w16sdtfl w16du wp14">
   <w:docParts>
     <w:docPart>
       <w:docPartPr>
@@ -10670,7 +10727,7 @@
 </file>
 
 <file path=word/glossary/fontTable.xml><?xml version="1.0" encoding="utf-8"?>
-<w:fonts xmlns:mc="http://schemas.openxmlformats.org/markup-compatibility/2006" xmlns:r="http://schemas.openxmlformats.org/officeDocument/2006/relationships" xmlns:w="http://schemas.openxmlformats.org/wordprocessingml/2006/main" xmlns:w14="http://schemas.microsoft.com/office/word/2010/wordml" xmlns:w15="http://schemas.microsoft.com/office/word/2012/wordml" xmlns:w16cex="http://schemas.microsoft.com/office/word/2018/wordml/cex" xmlns:w16cid="http://schemas.microsoft.com/office/word/2016/wordml/cid" xmlns:w16="http://schemas.microsoft.com/office/word/2018/wordml" xmlns:w16sdtdh="http://schemas.microsoft.com/office/word/2020/wordml/sdtdatahash" xmlns:w16se="http://schemas.microsoft.com/office/word/2015/wordml/symex" mc:Ignorable="w14 w15 w16se w16cid w16 w16cex w16sdtdh">
+<w:fonts xmlns:mc="http://schemas.openxmlformats.org/markup-compatibility/2006" xmlns:r="http://schemas.openxmlformats.org/officeDocument/2006/relationships" xmlns:w="http://schemas.openxmlformats.org/wordprocessingml/2006/main" xmlns:w14="http://schemas.microsoft.com/office/word/2010/wordml" xmlns:w15="http://schemas.microsoft.com/office/word/2012/wordml" xmlns:w16cex="http://schemas.microsoft.com/office/word/2018/wordml/cex" xmlns:w16cid="http://schemas.microsoft.com/office/word/2016/wordml/cid" xmlns:w16="http://schemas.microsoft.com/office/word/2018/wordml" xmlns:w16du="http://schemas.microsoft.com/office/word/2023/wordml/word16du" xmlns:w16sdtdh="http://schemas.microsoft.com/office/word/2020/wordml/sdtdatahash" xmlns:w16sdtfl="http://schemas.microsoft.com/office/word/2024/wordml/sdtformatlock" xmlns:w16se="http://schemas.microsoft.com/office/word/2015/wordml/symex" mc:Ignorable="w14 w15 w16se w16cid w16 w16cex w16sdtdh w16sdtfl w16du">
   <w:font w:name="Symbol">
     <w:panose1 w:val="05050102010706020507"/>
     <w:charset w:val="02"/>
@@ -10729,7 +10786,7 @@
 </file>
 
 <file path=word/glossary/settings.xml><?xml version="1.0" encoding="utf-8"?>
-<w:settings xmlns:mc="http://schemas.openxmlformats.org/markup-compatibility/2006" xmlns:o="urn:schemas-microsoft-com:office:office" xmlns:r="http://schemas.openxmlformats.org/officeDocument/2006/relationships" xmlns:m="http://schemas.openxmlformats.org/officeDocument/2006/math" xmlns:v="urn:schemas-microsoft-com:vml" xmlns:w10="urn:schemas-microsoft-com:office:word" xmlns:w="http://schemas.openxmlformats.org/wordprocessingml/2006/main" xmlns:w14="http://schemas.microsoft.com/office/word/2010/wordml" xmlns:w15="http://schemas.microsoft.com/office/word/2012/wordml" xmlns:w16cex="http://schemas.microsoft.com/office/word/2018/wordml/cex" xmlns:w16cid="http://schemas.microsoft.com/office/word/2016/wordml/cid" xmlns:w16="http://schemas.microsoft.com/office/word/2018/wordml" xmlns:w16sdtdh="http://schemas.microsoft.com/office/word/2020/wordml/sdtdatahash" xmlns:w16se="http://schemas.microsoft.com/office/word/2015/wordml/symex" xmlns:sl="http://schemas.openxmlformats.org/schemaLibrary/2006/main" mc:Ignorable="w14 w15 w16se w16cid w16 w16cex w16sdtdh">
+<w:settings xmlns:mc="http://schemas.openxmlformats.org/markup-compatibility/2006" xmlns:o="urn:schemas-microsoft-com:office:office" xmlns:r="http://schemas.openxmlformats.org/officeDocument/2006/relationships" xmlns:m="http://schemas.openxmlformats.org/officeDocument/2006/math" xmlns:v="urn:schemas-microsoft-com:vml" xmlns:w10="urn:schemas-microsoft-com:office:word" xmlns:w="http://schemas.openxmlformats.org/wordprocessingml/2006/main" xmlns:w14="http://schemas.microsoft.com/office/word/2010/wordml" xmlns:w15="http://schemas.microsoft.com/office/word/2012/wordml" xmlns:w16cex="http://schemas.microsoft.com/office/word/2018/wordml/cex" xmlns:w16cid="http://schemas.microsoft.com/office/word/2016/wordml/cid" xmlns:w16="http://schemas.microsoft.com/office/word/2018/wordml" xmlns:w16du="http://schemas.microsoft.com/office/word/2023/wordml/word16du" xmlns:w16sdtdh="http://schemas.microsoft.com/office/word/2020/wordml/sdtdatahash" xmlns:w16sdtfl="http://schemas.microsoft.com/office/word/2024/wordml/sdtformatlock" xmlns:w16se="http://schemas.microsoft.com/office/word/2015/wordml/symex" xmlns:sl="http://schemas.openxmlformats.org/schemaLibrary/2006/main" mc:Ignorable="w14 w15 w16se w16cid w16 w16cex w16sdtdh w16sdtfl w16du">
   <w:view w:val="normal"/>
   <w:defaultTabStop w:val="720"/>
   <w:characterSpacingControl w:val="doNotCompress"/>
@@ -10755,11 +10812,13 @@
     <w:rsid w:val="00510E48"/>
     <w:rsid w:val="00584B86"/>
     <w:rsid w:val="006F7AAD"/>
+    <w:rsid w:val="007F0BB9"/>
     <w:rsid w:val="008B29FB"/>
     <w:rsid w:val="00920941"/>
     <w:rsid w:val="00923B62"/>
     <w:rsid w:val="00A063CE"/>
     <w:rsid w:val="00AC03C5"/>
+    <w:rsid w:val="00C146CA"/>
     <w:rsid w:val="00D2168A"/>
     <w:rsid w:val="00D30085"/>
     <w:rsid w:val="00D44187"/>
@@ -10791,7 +10850,7 @@
 </file>
 
 <file path=word/glossary/styles.xml><?xml version="1.0" encoding="utf-8"?>
-<w:styles xmlns:mc="http://schemas.openxmlformats.org/markup-compatibility/2006" xmlns:r="http://schemas.openxmlformats.org/officeDocument/2006/relationships" xmlns:w="http://schemas.openxmlformats.org/wordprocessingml/2006/main" xmlns:w14="http://schemas.microsoft.com/office/word/2010/wordml" xmlns:w15="http://schemas.microsoft.com/office/word/2012/wordml" xmlns:w16cex="http://schemas.microsoft.com/office/word/2018/wordml/cex" xmlns:w16cid="http://schemas.microsoft.com/office/word/2016/wordml/cid" xmlns:w16="http://schemas.microsoft.com/office/word/2018/wordml" xmlns:w16sdtdh="http://schemas.microsoft.com/office/word/2020/wordml/sdtdatahash" xmlns:w16se="http://schemas.microsoft.com/office/word/2015/wordml/symex" mc:Ignorable="w14 w15 w16se w16cid w16 w16cex w16sdtdh">
+<w:styles xmlns:mc="http://schemas.openxmlformats.org/markup-compatibility/2006" xmlns:r="http://schemas.openxmlformats.org/officeDocument/2006/relationships" xmlns:w="http://schemas.openxmlformats.org/wordprocessingml/2006/main" xmlns:w14="http://schemas.microsoft.com/office/word/2010/wordml" xmlns:w15="http://schemas.microsoft.com/office/word/2012/wordml" xmlns:w16cex="http://schemas.microsoft.com/office/word/2018/wordml/cex" xmlns:w16cid="http://schemas.microsoft.com/office/word/2016/wordml/cid" xmlns:w16="http://schemas.microsoft.com/office/word/2018/wordml" xmlns:w16du="http://schemas.microsoft.com/office/word/2023/wordml/word16du" xmlns:w16sdtdh="http://schemas.microsoft.com/office/word/2020/wordml/sdtdatahash" xmlns:w16sdtfl="http://schemas.microsoft.com/office/word/2024/wordml/sdtformatlock" xmlns:w16se="http://schemas.microsoft.com/office/word/2015/wordml/symex" mc:Ignorable="w14 w15 w16se w16cid w16 w16cex w16sdtdh w16sdtfl w16du">
   <w:docDefaults>
     <w:rPrDefault>
       <w:rPr>
@@ -11263,7 +11322,7 @@
 </file>
 
 <file path=word/glossary/webSettings.xml><?xml version="1.0" encoding="utf-8"?>
-<w:webSettings xmlns:mc="http://schemas.openxmlformats.org/markup-compatibility/2006" xmlns:r="http://schemas.openxmlformats.org/officeDocument/2006/relationships" xmlns:w="http://schemas.openxmlformats.org/wordprocessingml/2006/main" xmlns:w14="http://schemas.microsoft.com/office/word/2010/wordml" xmlns:w15="http://schemas.microsoft.com/office/word/2012/wordml" xmlns:w16cex="http://schemas.microsoft.com/office/word/2018/wordml/cex" xmlns:w16cid="http://schemas.microsoft.com/office/word/2016/wordml/cid" xmlns:w16="http://schemas.microsoft.com/office/word/2018/wordml" xmlns:w16sdtdh="http://schemas.microsoft.com/office/word/2020/wordml/sdtdatahash" xmlns:w16se="http://schemas.microsoft.com/office/word/2015/wordml/symex" mc:Ignorable="w14 w15 w16se w16cid w16 w16cex w16sdtdh">
+<w:webSettings xmlns:mc="http://schemas.openxmlformats.org/markup-compatibility/2006" xmlns:r="http://schemas.openxmlformats.org/officeDocument/2006/relationships" xmlns:w="http://schemas.openxmlformats.org/wordprocessingml/2006/main" xmlns:w14="http://schemas.microsoft.com/office/word/2010/wordml" xmlns:w15="http://schemas.microsoft.com/office/word/2012/wordml" xmlns:w16cex="http://schemas.microsoft.com/office/word/2018/wordml/cex" xmlns:w16cid="http://schemas.microsoft.com/office/word/2016/wordml/cid" xmlns:w16="http://schemas.microsoft.com/office/word/2018/wordml" xmlns:w16du="http://schemas.microsoft.com/office/word/2023/wordml/word16du" xmlns:w16sdtdh="http://schemas.microsoft.com/office/word/2020/wordml/sdtdatahash" xmlns:w16sdtfl="http://schemas.microsoft.com/office/word/2024/wordml/sdtformatlock" xmlns:w16se="http://schemas.microsoft.com/office/word/2015/wordml/symex" mc:Ignorable="w14 w15 w16se w16cid w16 w16cex w16sdtdh w16sdtfl w16du">
   <w:optimizeForBrowser/>
   <w:allowPNG/>
 </w:webSettings>
@@ -11525,35 +11584,6 @@
 </file>
 
 <file path=customXml/item2.xml><?xml version="1.0" encoding="utf-8"?>
-<?mso-contentType ?>
-<FormTemplates xmlns="http://schemas.microsoft.com/sharepoint/v3/contenttype/forms">
-  <Display>DocumentLibraryForm</Display>
-  <Edit>DocumentLibraryForm</Edit>
-  <New>DocumentLibraryForm</New>
-</FormTemplates>
-</file>
-
-<file path=customXml/item3.xml><?xml version="1.0" encoding="utf-8"?>
-<p:properties xmlns:p="http://schemas.microsoft.com/office/2006/metadata/properties" xmlns:xsi="http://www.w3.org/2001/XMLSchema-instance" xmlns:pc="http://schemas.microsoft.com/office/infopath/2007/PartnerControls">
-  <documentManagement>
-    <_ip_UnifiedCompliancePolicyUIAction xmlns="http://schemas.microsoft.com/sharepoint/v3" xsi:nil="true"/>
-    <Image xmlns="71af3243-3dd4-4a8d-8c0d-dd76da1f02a5">
-      <Url xsi:nil="true"/>
-      <Description xsi:nil="true"/>
-    </Image>
-    <Status xmlns="71af3243-3dd4-4a8d-8c0d-dd76da1f02a5">Not started</Status>
-    <Background xmlns="71af3243-3dd4-4a8d-8c0d-dd76da1f02a5">false</Background>
-    <_ip_UnifiedCompliancePolicyProperties xmlns="http://schemas.microsoft.com/sharepoint/v3" xsi:nil="true"/>
-    <ImageTagsTaxHTField xmlns="71af3243-3dd4-4a8d-8c0d-dd76da1f02a5">
-      <Terms xmlns="http://schemas.microsoft.com/office/infopath/2007/PartnerControls"/>
-    </ImageTagsTaxHTField>
-    <TaxCatchAll xmlns="230e9df3-be65-4c73-a93b-d1236ebd677e" xsi:nil="true"/>
-    <MediaServiceKeyPoints xmlns="71af3243-3dd4-4a8d-8c0d-dd76da1f02a5" xsi:nil="true"/>
-  </documentManagement>
-</p:properties>
-</file>
-
-<file path=customXml/item4.xml><?xml version="1.0" encoding="utf-8"?>
 <ct:contentTypeSchema xmlns:ct="http://schemas.microsoft.com/office/2006/metadata/contentType" xmlns:ma="http://schemas.microsoft.com/office/2006/metadata/properties/metaAttributes" ct:_="" ma:_="" ma:contentTypeName="Document" ma:contentTypeID="0x01010079F111ED35F8CC479449609E8A0923A6" ma:contentTypeVersion="26" ma:contentTypeDescription="Create a new document." ma:contentTypeScope="" ma:versionID="ac37c1753acd5e330d2062ccec26ea66">
   <xsd:schema xmlns:xsd="http://www.w3.org/2001/XMLSchema" xmlns:xs="http://www.w3.org/2001/XMLSchema" xmlns:p="http://schemas.microsoft.com/office/2006/metadata/properties" xmlns:ns1="http://schemas.microsoft.com/sharepoint/v3" xmlns:ns2="71af3243-3dd4-4a8d-8c0d-dd76da1f02a5" xmlns:ns3="16c05727-aa75-4e4a-9b5f-8a80a1165891" xmlns:ns4="230e9df3-be65-4c73-a93b-d1236ebd677e" targetNamespace="http://schemas.microsoft.com/office/2006/metadata/properties" ma:root="true" ma:fieldsID="3b340c7101c92c5120abd06486f94548" ns1:_="" ns2:_="" ns3:_="" ns4:_="">
     <xsd:import namespace="http://schemas.microsoft.com/sharepoint/v3"/>
@@ -11853,6 +11883,35 @@
 </ct:contentTypeSchema>
 </file>
 
+<file path=customXml/item3.xml><?xml version="1.0" encoding="utf-8"?>
+<p:properties xmlns:p="http://schemas.microsoft.com/office/2006/metadata/properties" xmlns:xsi="http://www.w3.org/2001/XMLSchema-instance" xmlns:pc="http://schemas.microsoft.com/office/infopath/2007/PartnerControls">
+  <documentManagement>
+    <_ip_UnifiedCompliancePolicyUIAction xmlns="http://schemas.microsoft.com/sharepoint/v3" xsi:nil="true"/>
+    <Image xmlns="71af3243-3dd4-4a8d-8c0d-dd76da1f02a5">
+      <Url xsi:nil="true"/>
+      <Description xsi:nil="true"/>
+    </Image>
+    <Status xmlns="71af3243-3dd4-4a8d-8c0d-dd76da1f02a5">Not started</Status>
+    <Background xmlns="71af3243-3dd4-4a8d-8c0d-dd76da1f02a5">false</Background>
+    <_ip_UnifiedCompliancePolicyProperties xmlns="http://schemas.microsoft.com/sharepoint/v3" xsi:nil="true"/>
+    <ImageTagsTaxHTField xmlns="71af3243-3dd4-4a8d-8c0d-dd76da1f02a5">
+      <Terms xmlns="http://schemas.microsoft.com/office/infopath/2007/PartnerControls"/>
+    </ImageTagsTaxHTField>
+    <TaxCatchAll xmlns="230e9df3-be65-4c73-a93b-d1236ebd677e" xsi:nil="true"/>
+    <MediaServiceKeyPoints xmlns="71af3243-3dd4-4a8d-8c0d-dd76da1f02a5" xsi:nil="true"/>
+  </documentManagement>
+</p:properties>
+</file>
+
+<file path=customXml/item4.xml><?xml version="1.0" encoding="utf-8"?>
+<?mso-contentType ?>
+<FormTemplates xmlns="http://schemas.microsoft.com/sharepoint/v3/contenttype/forms">
+  <Display>DocumentLibraryForm</Display>
+  <Edit>DocumentLibraryForm</Edit>
+  <New>DocumentLibraryForm</New>
+</FormTemplates>
+</file>
+
 <file path=customXml/itemProps1.xml><?xml version="1.0" encoding="utf-8"?>
 <ds:datastoreItem xmlns:ds="http://schemas.openxmlformats.org/officeDocument/2006/customXml" ds:itemID="{55AF091B-3C7A-41E3-B477-F2FDAA23CFDA}">
   <ds:schemaRefs>
@@ -11862,26 +11921,6 @@
 </file>
 
 <file path=customXml/itemProps2.xml><?xml version="1.0" encoding="utf-8"?>
-<ds:datastoreItem xmlns:ds="http://schemas.openxmlformats.org/officeDocument/2006/customXml" ds:itemID="{148E3BFC-1D1D-4336-9DD2-C235748AD756}">
-  <ds:schemaRefs>
-    <ds:schemaRef ds:uri="http://schemas.microsoft.com/sharepoint/v3/contenttype/forms"/>
-  </ds:schemaRefs>
-</ds:datastoreItem>
-</file>
-
-<file path=customXml/itemProps3.xml><?xml version="1.0" encoding="utf-8"?>
-<ds:datastoreItem xmlns:ds="http://schemas.openxmlformats.org/officeDocument/2006/customXml" ds:itemID="{3CA2742F-4184-42F2-957B-70ECDC092F17}">
-  <ds:schemaRefs>
-    <ds:schemaRef ds:uri="http://schemas.microsoft.com/office/2006/metadata/properties"/>
-    <ds:schemaRef ds:uri="http://schemas.microsoft.com/office/infopath/2007/PartnerControls"/>
-    <ds:schemaRef ds:uri="http://schemas.microsoft.com/sharepoint/v3"/>
-    <ds:schemaRef ds:uri="71af3243-3dd4-4a8d-8c0d-dd76da1f02a5"/>
-    <ds:schemaRef ds:uri="230e9df3-be65-4c73-a93b-d1236ebd677e"/>
-  </ds:schemaRefs>
-</ds:datastoreItem>
-</file>
-
-<file path=customXml/itemProps4.xml><?xml version="1.0" encoding="utf-8"?>
 <ds:datastoreItem xmlns:ds="http://schemas.openxmlformats.org/officeDocument/2006/customXml" ds:itemID="{1742A8FB-8F61-4BC9-A0C6-BC0EEB1312E3}">
   <ds:schemaRefs>
     <ds:schemaRef ds:uri="http://schemas.microsoft.com/office/2006/metadata/contentType"/>
@@ -11902,6 +11941,26 @@
 </ds:datastoreItem>
 </file>
 
+<file path=customXml/itemProps3.xml><?xml version="1.0" encoding="utf-8"?>
+<ds:datastoreItem xmlns:ds="http://schemas.openxmlformats.org/officeDocument/2006/customXml" ds:itemID="{3CA2742F-4184-42F2-957B-70ECDC092F17}">
+  <ds:schemaRefs>
+    <ds:schemaRef ds:uri="http://schemas.microsoft.com/office/2006/metadata/properties"/>
+    <ds:schemaRef ds:uri="http://schemas.microsoft.com/office/infopath/2007/PartnerControls"/>
+    <ds:schemaRef ds:uri="http://schemas.microsoft.com/sharepoint/v3"/>
+    <ds:schemaRef ds:uri="71af3243-3dd4-4a8d-8c0d-dd76da1f02a5"/>
+    <ds:schemaRef ds:uri="230e9df3-be65-4c73-a93b-d1236ebd677e"/>
+  </ds:schemaRefs>
+</ds:datastoreItem>
+</file>
+
+<file path=customXml/itemProps4.xml><?xml version="1.0" encoding="utf-8"?>
+<ds:datastoreItem xmlns:ds="http://schemas.openxmlformats.org/officeDocument/2006/customXml" ds:itemID="{148E3BFC-1D1D-4336-9DD2-C235748AD756}">
+  <ds:schemaRefs>
+    <ds:schemaRef ds:uri="http://schemas.microsoft.com/sharepoint/v3/contenttype/forms"/>
+  </ds:schemaRefs>
+</ds:datastoreItem>
+</file>
+
 <file path=docMetadata/LabelInfo.xml><?xml version="1.0" encoding="utf-8"?>
 <clbl:labelList xmlns:clbl="http://schemas.microsoft.com/office/2020/mipLabelMetadata"/>
 </file>